--- a/backend-google-docs/18-backend-coding-round.docx
+++ b/backend-google-docs/18-backend-coding-round.docx
@@ -2947,6 +2947,1750 @@
       <w:r>
         <w:rPr/>
         <w:t xml:space="preserve"> "Fail readiness first, wait for the load balancer to notice, finish what's in flight, close connections, then exit, with a hard timeout as a safety net."</w:t>
+      </w:r>
+    </w:p>
+    <w:p>
+      <w:pPr>
+        <w:pBdr>
+          <w:bottom w:val="single" w:sz="6" w:space="1" w:color="BFC7D5"/>
+        </w:pBdr>
+      </w:pPr>
+    </w:p>
+    <w:p>
+      <w:pPr>
+        <w:pStyle w:val="Heading2"/>
+        <w:pBdr>
+          <w:bottom w:val="single" w:sz="6" w:space="1" w:color="BFC7D5"/>
+        </w:pBdr>
+      </w:pPr>
+      <w:r>
+        <w:rPr/>
+        <w:t>🟡 More Intermediate Builds</w:t>
+      </w:r>
+    </w:p>
+    <w:p>
+      <w:pPr>
+        <w:pStyle w:val="Heading3"/>
+      </w:pPr>
+      <w:r>
+        <w:rPr/>
+        <w:t>Q11. Debounced batch writer (collect events, flush in batches)</w:t>
+      </w:r>
+    </w:p>
+    <w:p>
+      <w:r>
+        <w:rPr/>
+      </w:r>
+      <w:r>
+        <w:rPr>
+          <w:b/>
+        </w:rPr>
+        <w:t>Short answer:</w:t>
+      </w:r>
+      <w:r>
+        <w:rPr/>
+        <w:t xml:space="preserve"> Buffer events in memory and flush when the buffer reaches N items or T milliseconds pass, whichever comes first; flush on shutdown too.</w:t>
+      </w:r>
+    </w:p>
+    <w:p>
+      <w:r>
+        <w:rPr/>
+      </w:r>
+      <w:r>
+        <w:rPr>
+          <w:b/>
+        </w:rPr>
+        <w:t>Explanation:</w:t>
+      </w:r>
+      <w:r>
+        <w:rPr/>
+        <w:t xml:space="preserve"> Reduces database or API calls for high-volume events like analytics or audit logs. Handle flush failures by retrying or re-queueing.</w:t>
+      </w:r>
+    </w:p>
+    <w:p>
+      <w:r>
+        <w:rPr/>
+      </w:r>
+      <w:r>
+        <w:rPr>
+          <w:b/>
+        </w:rPr>
+        <w:t>Example:</w:t>
+      </w:r>
+      <w:r>
+        <w:rPr/>
+      </w:r>
+    </w:p>
+    <w:tbl>
+      <w:tblPr>
+        <w:tblW w:type="auto" w:w="0"/>
+        <w:jc w:val="center"/>
+        <w:tblCellMar>
+          <w:top w:w="141" w:type="dxa"/>
+          <w:left w:w="141" w:type="dxa"/>
+          <w:bottom w:w="141" w:type="dxa"/>
+          <w:right w:w="141" w:type="dxa"/>
+        </w:tblCellMar>
+        <w:tblLook w:firstColumn="1" w:firstRow="1" w:lastColumn="0" w:lastRow="0" w:noHBand="0" w:noVBand="1" w:val="04A0"/>
+      </w:tblPr>
+      <w:tblGrid>
+        <w:gridCol w:w="9972"/>
+      </w:tblGrid>
+      <w:tr>
+        <w:tc>
+          <w:tcPr>
+            <w:tcW w:type="dxa" w:w="9972"/>
+            <w:shd w:val="clear" w:color="auto" w:fill="F3F4F6"/>
+          </w:tcPr>
+          <w:p>
+            <w:pPr>
+              <w:spacing w:after="0" w:line="240" w:lineRule="auto"/>
+            </w:pPr>
+            <w:r>
+              <w:rPr>
+                <w:rFonts w:ascii="Arial" w:hAnsi="Arial"/>
+                <w:b/>
+                <w:color w:val="6B7280"/>
+                <w:sz w:val="16"/>
+              </w:rPr>
+              <w:t>TS</w:t>
+              <w:br/>
+            </w:r>
+            <w:r>
+              <w:rPr>
+                <w:rFonts w:ascii="Courier New" w:hAnsi="Courier New" w:eastAsia="Courier New"/>
+                <w:sz w:val="19"/>
+              </w:rPr>
+              <w:t>class BatchWriter&lt;T&gt; {</w:t>
+              <w:br/>
+            </w:r>
+            <w:r>
+              <w:rPr>
+                <w:rFonts w:ascii="Courier New" w:hAnsi="Courier New" w:eastAsia="Courier New"/>
+                <w:sz w:val="19"/>
+              </w:rPr>
+              <w:t xml:space="preserve">  private buf: T[] = []; private timer?: NodeJS.Timeout;</w:t>
+              <w:br/>
+            </w:r>
+            <w:r>
+              <w:rPr>
+                <w:rFonts w:ascii="Courier New" w:hAnsi="Courier New" w:eastAsia="Courier New"/>
+                <w:sz w:val="19"/>
+              </w:rPr>
+              <w:t xml:space="preserve">  constructor(private flushFn: (items: T[]) =&gt; Promise&lt;void&gt;, private max = 100, private waitMs = 1000) {}</w:t>
+              <w:br/>
+            </w:r>
+            <w:r>
+              <w:rPr>
+                <w:rFonts w:ascii="Courier New" w:hAnsi="Courier New" w:eastAsia="Courier New"/>
+                <w:sz w:val="19"/>
+              </w:rPr>
+              <w:t xml:space="preserve">  add(item: T) {</w:t>
+              <w:br/>
+            </w:r>
+            <w:r>
+              <w:rPr>
+                <w:rFonts w:ascii="Courier New" w:hAnsi="Courier New" w:eastAsia="Courier New"/>
+                <w:sz w:val="19"/>
+              </w:rPr>
+              <w:t xml:space="preserve">    this.buf.push(item);</w:t>
+              <w:br/>
+            </w:r>
+            <w:r>
+              <w:rPr>
+                <w:rFonts w:ascii="Courier New" w:hAnsi="Courier New" w:eastAsia="Courier New"/>
+                <w:sz w:val="19"/>
+              </w:rPr>
+              <w:t xml:space="preserve">    if (this.buf.length &gt;= this.max) void this.flush();</w:t>
+              <w:br/>
+            </w:r>
+            <w:r>
+              <w:rPr>
+                <w:rFonts w:ascii="Courier New" w:hAnsi="Courier New" w:eastAsia="Courier New"/>
+                <w:sz w:val="19"/>
+              </w:rPr>
+              <w:t xml:space="preserve">    else this.timer ??= setTimeout(() =&gt; void this.flush(), this.waitMs);</w:t>
+              <w:br/>
+            </w:r>
+            <w:r>
+              <w:rPr>
+                <w:rFonts w:ascii="Courier New" w:hAnsi="Courier New" w:eastAsia="Courier New"/>
+                <w:sz w:val="19"/>
+              </w:rPr>
+              <w:t xml:space="preserve">  }</w:t>
+              <w:br/>
+            </w:r>
+            <w:r>
+              <w:rPr>
+                <w:rFonts w:ascii="Courier New" w:hAnsi="Courier New" w:eastAsia="Courier New"/>
+                <w:sz w:val="19"/>
+              </w:rPr>
+              <w:t xml:space="preserve">  async flush() {</w:t>
+              <w:br/>
+            </w:r>
+            <w:r>
+              <w:rPr>
+                <w:rFonts w:ascii="Courier New" w:hAnsi="Courier New" w:eastAsia="Courier New"/>
+                <w:sz w:val="19"/>
+              </w:rPr>
+              <w:t xml:space="preserve">    clearTimeout(this.timer); this.timer = undefined;</w:t>
+              <w:br/>
+            </w:r>
+            <w:r>
+              <w:rPr>
+                <w:rFonts w:ascii="Courier New" w:hAnsi="Courier New" w:eastAsia="Courier New"/>
+                <w:sz w:val="19"/>
+              </w:rPr>
+              <w:t xml:space="preserve">    const items = this.buf.splice(0);</w:t>
+              <w:br/>
+            </w:r>
+            <w:r>
+              <w:rPr>
+                <w:rFonts w:ascii="Courier New" w:hAnsi="Courier New" w:eastAsia="Courier New"/>
+                <w:sz w:val="19"/>
+              </w:rPr>
+              <w:t xml:space="preserve">    if (items.length) await this.flushFn(items).catch((e) =&gt; { this.buf.unshift(...items); throw e; });</w:t>
+              <w:br/>
+            </w:r>
+            <w:r>
+              <w:rPr>
+                <w:rFonts w:ascii="Courier New" w:hAnsi="Courier New" w:eastAsia="Courier New"/>
+                <w:sz w:val="19"/>
+              </w:rPr>
+              <w:t xml:space="preserve">  }</w:t>
+              <w:br/>
+            </w:r>
+            <w:r>
+              <w:rPr>
+                <w:rFonts w:ascii="Courier New" w:hAnsi="Courier New" w:eastAsia="Courier New"/>
+                <w:sz w:val="19"/>
+              </w:rPr>
+              <w:t>}</w:t>
+            </w:r>
+          </w:p>
+        </w:tc>
+      </w:tr>
+    </w:tbl>
+    <w:p>
+      <w:pPr>
+        <w:spacing w:after="40"/>
+      </w:pPr>
+    </w:p>
+    <w:p>
+      <w:r>
+        <w:rPr/>
+      </w:r>
+      <w:r>
+        <w:rPr>
+          <w:b/>
+        </w:rPr>
+        <w:t>Say it like this:</w:t>
+      </w:r>
+      <w:r>
+        <w:rPr/>
+        <w:t xml:space="preserve"> "Flush by size or time, whichever comes first, and put items back if the flush fails, so nothing is lost."</w:t>
+      </w:r>
+    </w:p>
+    <w:p>
+      <w:pPr>
+        <w:pBdr>
+          <w:bottom w:val="single" w:sz="6" w:space="1" w:color="BFC7D5"/>
+        </w:pBdr>
+      </w:pPr>
+    </w:p>
+    <w:p>
+      <w:pPr>
+        <w:pStyle w:val="Heading3"/>
+      </w:pPr>
+      <w:r>
+        <w:rPr/>
+        <w:t>Q12. Pub/sub event bus in memory</w:t>
+      </w:r>
+    </w:p>
+    <w:p>
+      <w:r>
+        <w:rPr/>
+      </w:r>
+      <w:r>
+        <w:rPr>
+          <w:b/>
+        </w:rPr>
+        <w:t>Short answer:</w:t>
+      </w:r>
+      <w:r>
+        <w:rPr/>
+        <w:t xml:space="preserve"> A map from topic to a set of handlers; </w:t>
+      </w:r>
+      <w:r>
+        <w:rPr>
+          <w:rFonts w:ascii="Courier New" w:hAnsi="Courier New"/>
+          <w:color w:val="B42318"/>
+          <w:sz w:val="20"/>
+        </w:rPr>
+        <w:t>subscribe</w:t>
+      </w:r>
+      <w:r>
+        <w:rPr/>
+        <w:t xml:space="preserve"> returns an unsubscribe function; </w:t>
+      </w:r>
+      <w:r>
+        <w:rPr>
+          <w:rFonts w:ascii="Courier New" w:hAnsi="Courier New"/>
+          <w:color w:val="B42318"/>
+          <w:sz w:val="20"/>
+        </w:rPr>
+        <w:t>publish</w:t>
+      </w:r>
+      <w:r>
+        <w:rPr/>
+        <w:t xml:space="preserve"> calls handlers and isolates their errors.</w:t>
+      </w:r>
+    </w:p>
+    <w:p>
+      <w:r>
+        <w:rPr/>
+      </w:r>
+      <w:r>
+        <w:rPr>
+          <w:b/>
+        </w:rPr>
+        <w:t>Explanation:</w:t>
+      </w:r>
+      <w:r>
+        <w:rPr/>
+        <w:t xml:space="preserve"> One failing handler must not stop others. Mention moving to Redis or a broker across processes.</w:t>
+      </w:r>
+    </w:p>
+    <w:p>
+      <w:r>
+        <w:rPr/>
+      </w:r>
+      <w:r>
+        <w:rPr>
+          <w:b/>
+        </w:rPr>
+        <w:t>Example:</w:t>
+      </w:r>
+      <w:r>
+        <w:rPr/>
+      </w:r>
+    </w:p>
+    <w:tbl>
+      <w:tblPr>
+        <w:tblW w:type="auto" w:w="0"/>
+        <w:jc w:val="center"/>
+        <w:tblCellMar>
+          <w:top w:w="141" w:type="dxa"/>
+          <w:left w:w="141" w:type="dxa"/>
+          <w:bottom w:w="141" w:type="dxa"/>
+          <w:right w:w="141" w:type="dxa"/>
+        </w:tblCellMar>
+        <w:tblLook w:firstColumn="1" w:firstRow="1" w:lastColumn="0" w:lastRow="0" w:noHBand="0" w:noVBand="1" w:val="04A0"/>
+      </w:tblPr>
+      <w:tblGrid>
+        <w:gridCol w:w="9972"/>
+      </w:tblGrid>
+      <w:tr>
+        <w:tc>
+          <w:tcPr>
+            <w:tcW w:type="dxa" w:w="9972"/>
+            <w:shd w:val="clear" w:color="auto" w:fill="F3F4F6"/>
+          </w:tcPr>
+          <w:p>
+            <w:pPr>
+              <w:spacing w:after="0" w:line="240" w:lineRule="auto"/>
+            </w:pPr>
+            <w:r>
+              <w:rPr>
+                <w:rFonts w:ascii="Arial" w:hAnsi="Arial"/>
+                <w:b/>
+                <w:color w:val="6B7280"/>
+                <w:sz w:val="16"/>
+              </w:rPr>
+              <w:t>TS</w:t>
+              <w:br/>
+            </w:r>
+            <w:r>
+              <w:rPr>
+                <w:rFonts w:ascii="Courier New" w:hAnsi="Courier New" w:eastAsia="Courier New"/>
+                <w:sz w:val="19"/>
+              </w:rPr>
+              <w:t>class EventBus {</w:t>
+              <w:br/>
+            </w:r>
+            <w:r>
+              <w:rPr>
+                <w:rFonts w:ascii="Courier New" w:hAnsi="Courier New" w:eastAsia="Courier New"/>
+                <w:sz w:val="19"/>
+              </w:rPr>
+              <w:t xml:space="preserve">  private handlers = new Map&lt;string, Set&lt;(p: unknown) =&gt; void | Promise&lt;void&gt;&gt;&gt;();</w:t>
+              <w:br/>
+            </w:r>
+            <w:r>
+              <w:rPr>
+                <w:rFonts w:ascii="Courier New" w:hAnsi="Courier New" w:eastAsia="Courier New"/>
+                <w:sz w:val="19"/>
+              </w:rPr>
+              <w:t xml:space="preserve">  subscribe(topic: string, fn: (p: unknown) =&gt; void | Promise&lt;void&gt;) {</w:t>
+              <w:br/>
+            </w:r>
+            <w:r>
+              <w:rPr>
+                <w:rFonts w:ascii="Courier New" w:hAnsi="Courier New" w:eastAsia="Courier New"/>
+                <w:sz w:val="19"/>
+              </w:rPr>
+              <w:t xml:space="preserve">    if (!this.handlers.has(topic)) this.handlers.set(topic, new Set());</w:t>
+              <w:br/>
+            </w:r>
+            <w:r>
+              <w:rPr>
+                <w:rFonts w:ascii="Courier New" w:hAnsi="Courier New" w:eastAsia="Courier New"/>
+                <w:sz w:val="19"/>
+              </w:rPr>
+              <w:t xml:space="preserve">    this.handlers.get(topic)!.add(fn);</w:t>
+              <w:br/>
+            </w:r>
+            <w:r>
+              <w:rPr>
+                <w:rFonts w:ascii="Courier New" w:hAnsi="Courier New" w:eastAsia="Courier New"/>
+                <w:sz w:val="19"/>
+              </w:rPr>
+              <w:t xml:space="preserve">    return () =&gt; this.handlers.get(topic)!.delete(fn);</w:t>
+              <w:br/>
+            </w:r>
+            <w:r>
+              <w:rPr>
+                <w:rFonts w:ascii="Courier New" w:hAnsi="Courier New" w:eastAsia="Courier New"/>
+                <w:sz w:val="19"/>
+              </w:rPr>
+              <w:t xml:space="preserve">  }</w:t>
+              <w:br/>
+            </w:r>
+            <w:r>
+              <w:rPr>
+                <w:rFonts w:ascii="Courier New" w:hAnsi="Courier New" w:eastAsia="Courier New"/>
+                <w:sz w:val="19"/>
+              </w:rPr>
+              <w:t xml:space="preserve">  async publish(topic: string, payload: unknown) {</w:t>
+              <w:br/>
+            </w:r>
+            <w:r>
+              <w:rPr>
+                <w:rFonts w:ascii="Courier New" w:hAnsi="Courier New" w:eastAsia="Courier New"/>
+                <w:sz w:val="19"/>
+              </w:rPr>
+              <w:t xml:space="preserve">    const results = await Promise.allSettled([...(this.handlers.get(topic) ?? [])].map((h) =&gt; h(payload)));</w:t>
+              <w:br/>
+            </w:r>
+            <w:r>
+              <w:rPr>
+                <w:rFonts w:ascii="Courier New" w:hAnsi="Courier New" w:eastAsia="Courier New"/>
+                <w:sz w:val="19"/>
+              </w:rPr>
+              <w:t xml:space="preserve">    results.filter((r) =&gt; r.status === 'rejected').forEach((r) =&gt; logger.error((r as PromiseRejectedResult).reason));</w:t>
+              <w:br/>
+            </w:r>
+            <w:r>
+              <w:rPr>
+                <w:rFonts w:ascii="Courier New" w:hAnsi="Courier New" w:eastAsia="Courier New"/>
+                <w:sz w:val="19"/>
+              </w:rPr>
+              <w:t xml:space="preserve">  }</w:t>
+              <w:br/>
+            </w:r>
+            <w:r>
+              <w:rPr>
+                <w:rFonts w:ascii="Courier New" w:hAnsi="Courier New" w:eastAsia="Courier New"/>
+                <w:sz w:val="19"/>
+              </w:rPr>
+              <w:t>}</w:t>
+            </w:r>
+          </w:p>
+        </w:tc>
+      </w:tr>
+    </w:tbl>
+    <w:p>
+      <w:pPr>
+        <w:spacing w:after="40"/>
+      </w:pPr>
+    </w:p>
+    <w:p>
+      <w:r>
+        <w:rPr/>
+      </w:r>
+      <w:r>
+        <w:rPr>
+          <w:b/>
+        </w:rPr>
+        <w:t>Say it like this:</w:t>
+      </w:r>
+      <w:r>
+        <w:rPr/>
+        <w:t xml:space="preserve"> "Handlers are isolated with allSettled, so one failing subscriber doesn't block the rest."</w:t>
+      </w:r>
+    </w:p>
+    <w:p>
+      <w:pPr>
+        <w:pBdr>
+          <w:bottom w:val="single" w:sz="6" w:space="1" w:color="BFC7D5"/>
+        </w:pBdr>
+      </w:pPr>
+    </w:p>
+    <w:p>
+      <w:pPr>
+        <w:pStyle w:val="Heading3"/>
+      </w:pPr>
+      <w:r>
+        <w:rPr/>
+        <w:t>Q13. Circuit breaker</w:t>
+      </w:r>
+    </w:p>
+    <w:p>
+      <w:r>
+        <w:rPr/>
+      </w:r>
+      <w:r>
+        <w:rPr>
+          <w:b/>
+        </w:rPr>
+        <w:t>Short answer:</w:t>
+      </w:r>
+      <w:r>
+        <w:rPr/>
+        <w:t xml:space="preserve"> Track failures; after N failures, open the circuit and fail fast for a cool-down period; then allow a trial request (half-open) and close on success.</w:t>
+      </w:r>
+    </w:p>
+    <w:p>
+      <w:r>
+        <w:rPr/>
+      </w:r>
+      <w:r>
+        <w:rPr>
+          <w:b/>
+        </w:rPr>
+        <w:t>Explanation:</w:t>
+      </w:r>
+      <w:r>
+        <w:rPr/>
+        <w:t xml:space="preserve"> Protects the system from a failing dependency and gives it time to recover.</w:t>
+      </w:r>
+    </w:p>
+    <w:p>
+      <w:r>
+        <w:rPr/>
+      </w:r>
+      <w:r>
+        <w:rPr>
+          <w:b/>
+        </w:rPr>
+        <w:t>Example:</w:t>
+      </w:r>
+      <w:r>
+        <w:rPr/>
+      </w:r>
+    </w:p>
+    <w:tbl>
+      <w:tblPr>
+        <w:tblW w:type="auto" w:w="0"/>
+        <w:jc w:val="center"/>
+        <w:tblCellMar>
+          <w:top w:w="141" w:type="dxa"/>
+          <w:left w:w="141" w:type="dxa"/>
+          <w:bottom w:w="141" w:type="dxa"/>
+          <w:right w:w="141" w:type="dxa"/>
+        </w:tblCellMar>
+        <w:tblLook w:firstColumn="1" w:firstRow="1" w:lastColumn="0" w:lastRow="0" w:noHBand="0" w:noVBand="1" w:val="04A0"/>
+      </w:tblPr>
+      <w:tblGrid>
+        <w:gridCol w:w="9972"/>
+      </w:tblGrid>
+      <w:tr>
+        <w:tc>
+          <w:tcPr>
+            <w:tcW w:type="dxa" w:w="9972"/>
+            <w:shd w:val="clear" w:color="auto" w:fill="F3F4F6"/>
+          </w:tcPr>
+          <w:p>
+            <w:pPr>
+              <w:spacing w:after="0" w:line="240" w:lineRule="auto"/>
+            </w:pPr>
+            <w:r>
+              <w:rPr>
+                <w:rFonts w:ascii="Arial" w:hAnsi="Arial"/>
+                <w:b/>
+                <w:color w:val="6B7280"/>
+                <w:sz w:val="16"/>
+              </w:rPr>
+              <w:t>TS</w:t>
+              <w:br/>
+            </w:r>
+            <w:r>
+              <w:rPr>
+                <w:rFonts w:ascii="Courier New" w:hAnsi="Courier New" w:eastAsia="Courier New"/>
+                <w:sz w:val="19"/>
+              </w:rPr>
+              <w:t>class CircuitBreaker {</w:t>
+              <w:br/>
+            </w:r>
+            <w:r>
+              <w:rPr>
+                <w:rFonts w:ascii="Courier New" w:hAnsi="Courier New" w:eastAsia="Courier New"/>
+                <w:sz w:val="19"/>
+              </w:rPr>
+              <w:t xml:space="preserve">  private failures = 0; private openedAt = 0; private state: 'closed' | 'open' | 'half' = 'closed';</w:t>
+              <w:br/>
+            </w:r>
+            <w:r>
+              <w:rPr>
+                <w:rFonts w:ascii="Courier New" w:hAnsi="Courier New" w:eastAsia="Courier New"/>
+                <w:sz w:val="19"/>
+              </w:rPr>
+              <w:t xml:space="preserve">  constructor(private threshold = 5, private coolDownMs = 30_000) {}</w:t>
+              <w:br/>
+            </w:r>
+            <w:r>
+              <w:rPr>
+                <w:rFonts w:ascii="Courier New" w:hAnsi="Courier New" w:eastAsia="Courier New"/>
+                <w:sz w:val="19"/>
+              </w:rPr>
+              <w:t xml:space="preserve">  async call&lt;T&gt;(fn: () =&gt; Promise&lt;T&gt;): Promise&lt;T&gt; {</w:t>
+              <w:br/>
+            </w:r>
+            <w:r>
+              <w:rPr>
+                <w:rFonts w:ascii="Courier New" w:hAnsi="Courier New" w:eastAsia="Courier New"/>
+                <w:sz w:val="19"/>
+              </w:rPr>
+              <w:t xml:space="preserve">    if (this.state === 'open') {</w:t>
+              <w:br/>
+            </w:r>
+            <w:r>
+              <w:rPr>
+                <w:rFonts w:ascii="Courier New" w:hAnsi="Courier New" w:eastAsia="Courier New"/>
+                <w:sz w:val="19"/>
+              </w:rPr>
+              <w:t xml:space="preserve">      if (Date.now() - this.openedAt &lt; this.coolDownMs) throw new Error('circuit_open');</w:t>
+              <w:br/>
+            </w:r>
+            <w:r>
+              <w:rPr>
+                <w:rFonts w:ascii="Courier New" w:hAnsi="Courier New" w:eastAsia="Courier New"/>
+                <w:sz w:val="19"/>
+              </w:rPr>
+              <w:t xml:space="preserve">      this.state = 'half';</w:t>
+              <w:br/>
+            </w:r>
+            <w:r>
+              <w:rPr>
+                <w:rFonts w:ascii="Courier New" w:hAnsi="Courier New" w:eastAsia="Courier New"/>
+                <w:sz w:val="19"/>
+              </w:rPr>
+              <w:t xml:space="preserve">    }</w:t>
+              <w:br/>
+            </w:r>
+            <w:r>
+              <w:rPr>
+                <w:rFonts w:ascii="Courier New" w:hAnsi="Courier New" w:eastAsia="Courier New"/>
+                <w:sz w:val="19"/>
+              </w:rPr>
+              <w:t xml:space="preserve">    try { const r = await fn(); this.failures = 0; this.state = 'closed'; return r; }</w:t>
+              <w:br/>
+            </w:r>
+            <w:r>
+              <w:rPr>
+                <w:rFonts w:ascii="Courier New" w:hAnsi="Courier New" w:eastAsia="Courier New"/>
+                <w:sz w:val="19"/>
+              </w:rPr>
+              <w:t xml:space="preserve">    catch (e) {</w:t>
+              <w:br/>
+            </w:r>
+            <w:r>
+              <w:rPr>
+                <w:rFonts w:ascii="Courier New" w:hAnsi="Courier New" w:eastAsia="Courier New"/>
+                <w:sz w:val="19"/>
+              </w:rPr>
+              <w:t xml:space="preserve">      if (this.state === 'half' || ++this.failures &gt;= this.threshold) { this.state = 'open'; this.openedAt = Date.now(); }</w:t>
+              <w:br/>
+            </w:r>
+            <w:r>
+              <w:rPr>
+                <w:rFonts w:ascii="Courier New" w:hAnsi="Courier New" w:eastAsia="Courier New"/>
+                <w:sz w:val="19"/>
+              </w:rPr>
+              <w:t xml:space="preserve">      throw e;</w:t>
+              <w:br/>
+            </w:r>
+            <w:r>
+              <w:rPr>
+                <w:rFonts w:ascii="Courier New" w:hAnsi="Courier New" w:eastAsia="Courier New"/>
+                <w:sz w:val="19"/>
+              </w:rPr>
+              <w:t xml:space="preserve">    }</w:t>
+              <w:br/>
+            </w:r>
+            <w:r>
+              <w:rPr>
+                <w:rFonts w:ascii="Courier New" w:hAnsi="Courier New" w:eastAsia="Courier New"/>
+                <w:sz w:val="19"/>
+              </w:rPr>
+              <w:t xml:space="preserve">  }</w:t>
+              <w:br/>
+            </w:r>
+            <w:r>
+              <w:rPr>
+                <w:rFonts w:ascii="Courier New" w:hAnsi="Courier New" w:eastAsia="Courier New"/>
+                <w:sz w:val="19"/>
+              </w:rPr>
+              <w:t>}</w:t>
+            </w:r>
+          </w:p>
+        </w:tc>
+      </w:tr>
+    </w:tbl>
+    <w:p>
+      <w:pPr>
+        <w:spacing w:after="40"/>
+      </w:pPr>
+    </w:p>
+    <w:p>
+      <w:r>
+        <w:rPr/>
+      </w:r>
+      <w:r>
+        <w:rPr>
+          <w:b/>
+        </w:rPr>
+        <w:t>Say it like this:</w:t>
+      </w:r>
+      <w:r>
+        <w:rPr/>
+        <w:t xml:space="preserve"> "Closed, open, half-open: after repeated failures we stop calling for a while, then test with one request before trusting it again."</w:t>
+      </w:r>
+    </w:p>
+    <w:p>
+      <w:pPr>
+        <w:pBdr>
+          <w:bottom w:val="single" w:sz="6" w:space="1" w:color="BFC7D5"/>
+        </w:pBdr>
+      </w:pPr>
+    </w:p>
+    <w:p>
+      <w:pPr>
+        <w:pStyle w:val="Heading3"/>
+      </w:pPr>
+      <w:r>
+        <w:rPr/>
+        <w:t>Q14. Simple in-memory key-value store with transactions</w:t>
+      </w:r>
+    </w:p>
+    <w:p>
+      <w:r>
+        <w:rPr/>
+      </w:r>
+      <w:r>
+        <w:rPr>
+          <w:b/>
+        </w:rPr>
+        <w:t>Short answer:</w:t>
+      </w:r>
+      <w:r>
+        <w:rPr/>
+        <w:t xml:space="preserve"> A map plus a stack of transaction layers; </w:t>
+      </w:r>
+      <w:r>
+        <w:rPr>
+          <w:rFonts w:ascii="Courier New" w:hAnsi="Courier New"/>
+          <w:color w:val="B42318"/>
+          <w:sz w:val="20"/>
+        </w:rPr>
+        <w:t>begin</w:t>
+      </w:r>
+      <w:r>
+        <w:rPr/>
+        <w:t xml:space="preserve"> pushes a layer, writes go to the top layer, </w:t>
+      </w:r>
+      <w:r>
+        <w:rPr>
+          <w:rFonts w:ascii="Courier New" w:hAnsi="Courier New"/>
+          <w:color w:val="B42318"/>
+          <w:sz w:val="20"/>
+        </w:rPr>
+        <w:t>rollback</w:t>
+      </w:r>
+      <w:r>
+        <w:rPr/>
+        <w:t xml:space="preserve"> pops it, </w:t>
+      </w:r>
+      <w:r>
+        <w:rPr>
+          <w:rFonts w:ascii="Courier New" w:hAnsi="Courier New"/>
+          <w:color w:val="B42318"/>
+          <w:sz w:val="20"/>
+        </w:rPr>
+        <w:t>commit</w:t>
+      </w:r>
+      <w:r>
+        <w:rPr/>
+        <w:t xml:space="preserve"> merges layers down.</w:t>
+      </w:r>
+    </w:p>
+    <w:p>
+      <w:r>
+        <w:rPr/>
+      </w:r>
+      <w:r>
+        <w:rPr>
+          <w:b/>
+        </w:rPr>
+        <w:t>Explanation:</w:t>
+      </w:r>
+      <w:r>
+        <w:rPr/>
+        <w:t xml:space="preserve"> A common interview problem testing data structure design.</w:t>
+      </w:r>
+    </w:p>
+    <w:p>
+      <w:r>
+        <w:rPr/>
+      </w:r>
+      <w:r>
+        <w:rPr>
+          <w:b/>
+        </w:rPr>
+        <w:t>Example:</w:t>
+      </w:r>
+      <w:r>
+        <w:rPr/>
+      </w:r>
+    </w:p>
+    <w:tbl>
+      <w:tblPr>
+        <w:tblW w:type="auto" w:w="0"/>
+        <w:jc w:val="center"/>
+        <w:tblCellMar>
+          <w:top w:w="141" w:type="dxa"/>
+          <w:left w:w="141" w:type="dxa"/>
+          <w:bottom w:w="141" w:type="dxa"/>
+          <w:right w:w="141" w:type="dxa"/>
+        </w:tblCellMar>
+        <w:tblLook w:firstColumn="1" w:firstRow="1" w:lastColumn="0" w:lastRow="0" w:noHBand="0" w:noVBand="1" w:val="04A0"/>
+      </w:tblPr>
+      <w:tblGrid>
+        <w:gridCol w:w="9972"/>
+      </w:tblGrid>
+      <w:tr>
+        <w:tc>
+          <w:tcPr>
+            <w:tcW w:type="dxa" w:w="9972"/>
+            <w:shd w:val="clear" w:color="auto" w:fill="F3F4F6"/>
+          </w:tcPr>
+          <w:p>
+            <w:pPr>
+              <w:spacing w:after="0" w:line="240" w:lineRule="auto"/>
+            </w:pPr>
+            <w:r>
+              <w:rPr>
+                <w:rFonts w:ascii="Arial" w:hAnsi="Arial"/>
+                <w:b/>
+                <w:color w:val="6B7280"/>
+                <w:sz w:val="16"/>
+              </w:rPr>
+              <w:t>TS</w:t>
+              <w:br/>
+            </w:r>
+            <w:r>
+              <w:rPr>
+                <w:rFonts w:ascii="Courier New" w:hAnsi="Courier New" w:eastAsia="Courier New"/>
+                <w:sz w:val="19"/>
+              </w:rPr>
+              <w:t>class TxStore {</w:t>
+              <w:br/>
+            </w:r>
+            <w:r>
+              <w:rPr>
+                <w:rFonts w:ascii="Courier New" w:hAnsi="Courier New" w:eastAsia="Courier New"/>
+                <w:sz w:val="19"/>
+              </w:rPr>
+              <w:t xml:space="preserve">  private base = new Map&lt;string, string | null&gt;(); private tx: Map&lt;string, string | null&gt;[] = [];</w:t>
+              <w:br/>
+            </w:r>
+            <w:r>
+              <w:rPr>
+                <w:rFonts w:ascii="Courier New" w:hAnsi="Courier New" w:eastAsia="Courier New"/>
+                <w:sz w:val="19"/>
+              </w:rPr>
+              <w:t xml:space="preserve">  get(k: string) { for (let i = this.tx.length - 1; i &gt;= 0; i--) if (this.tx[i].has(k)) return this.tx[i].get(k) ?? null; return this.base.get(k) ?? null; }</w:t>
+              <w:br/>
+            </w:r>
+            <w:r>
+              <w:rPr>
+                <w:rFonts w:ascii="Courier New" w:hAnsi="Courier New" w:eastAsia="Courier New"/>
+                <w:sz w:val="19"/>
+              </w:rPr>
+              <w:t xml:space="preserve">  set(k: string, v: string | null) { (this.tx.at(-1) ?? this.base).set(k, v); }</w:t>
+              <w:br/>
+            </w:r>
+            <w:r>
+              <w:rPr>
+                <w:rFonts w:ascii="Courier New" w:hAnsi="Courier New" w:eastAsia="Courier New"/>
+                <w:sz w:val="19"/>
+              </w:rPr>
+              <w:t xml:space="preserve">  begin() { this.tx.push(new Map()); }</w:t>
+              <w:br/>
+            </w:r>
+            <w:r>
+              <w:rPr>
+                <w:rFonts w:ascii="Courier New" w:hAnsi="Courier New" w:eastAsia="Courier New"/>
+                <w:sz w:val="19"/>
+              </w:rPr>
+              <w:t xml:space="preserve">  rollback() { if (!this.tx.pop()) throw new Error('no transaction'); }</w:t>
+              <w:br/>
+            </w:r>
+            <w:r>
+              <w:rPr>
+                <w:rFonts w:ascii="Courier New" w:hAnsi="Courier New" w:eastAsia="Courier New"/>
+                <w:sz w:val="19"/>
+              </w:rPr>
+              <w:t xml:space="preserve">  commit() { const top = this.tx.pop(); if (!top) throw new Error('no transaction'); for (const [k, v] of top) this.set(k, v); }</w:t>
+              <w:br/>
+            </w:r>
+            <w:r>
+              <w:rPr>
+                <w:rFonts w:ascii="Courier New" w:hAnsi="Courier New" w:eastAsia="Courier New"/>
+                <w:sz w:val="19"/>
+              </w:rPr>
+              <w:t>}</w:t>
+            </w:r>
+          </w:p>
+        </w:tc>
+      </w:tr>
+    </w:tbl>
+    <w:p>
+      <w:pPr>
+        <w:spacing w:after="40"/>
+      </w:pPr>
+    </w:p>
+    <w:p>
+      <w:r>
+        <w:rPr/>
+      </w:r>
+      <w:r>
+        <w:rPr>
+          <w:b/>
+        </w:rPr>
+        <w:t>Say it like this:</w:t>
+      </w:r>
+      <w:r>
+        <w:rPr/>
+        <w:t xml:space="preserve"> "Each transaction is a layer on top; reads look from the top down, rollback drops a layer, commit folds it into the one below."</w:t>
+      </w:r>
+    </w:p>
+    <w:p>
+      <w:pPr>
+        <w:pBdr>
+          <w:bottom w:val="single" w:sz="6" w:space="1" w:color="BFC7D5"/>
+        </w:pBdr>
+      </w:pPr>
+    </w:p>
+    <w:p>
+      <w:pPr>
+        <w:pStyle w:val="Heading2"/>
+        <w:pBdr>
+          <w:bottom w:val="single" w:sz="6" w:space="1" w:color="BFC7D5"/>
+        </w:pBdr>
+      </w:pPr>
+      <w:r>
+        <w:rPr/>
+        <w:t>🔴 More Advanced Builds</w:t>
+      </w:r>
+    </w:p>
+    <w:p>
+      <w:pPr>
+        <w:pStyle w:val="Heading3"/>
+      </w:pPr>
+      <w:r>
+        <w:rPr/>
+        <w:t>Q15. Job scheduler that runs tasks at specific times</w:t>
+      </w:r>
+    </w:p>
+    <w:p>
+      <w:r>
+        <w:rPr/>
+      </w:r>
+      <w:r>
+        <w:rPr>
+          <w:b/>
+        </w:rPr>
+        <w:t>Short answer:</w:t>
+      </w:r>
+      <w:r>
+        <w:rPr/>
+        <w:t xml:space="preserve"> A min-heap ordered by run time; a loop sleeps until the next task is due, runs it, and reschedules recurring tasks.</w:t>
+      </w:r>
+    </w:p>
+    <w:p>
+      <w:r>
+        <w:rPr/>
+      </w:r>
+      <w:r>
+        <w:rPr>
+          <w:b/>
+        </w:rPr>
+        <w:t>Explanation:</w:t>
+      </w:r>
+      <w:r>
+        <w:rPr/>
+        <w:t xml:space="preserve"> Mention persistence and leader election for production.</w:t>
+      </w:r>
+    </w:p>
+    <w:p>
+      <w:r>
+        <w:rPr/>
+      </w:r>
+      <w:r>
+        <w:rPr>
+          <w:b/>
+        </w:rPr>
+        <w:t>Example:</w:t>
+      </w:r>
+      <w:r>
+        <w:rPr/>
+      </w:r>
+    </w:p>
+    <w:tbl>
+      <w:tblPr>
+        <w:tblW w:type="auto" w:w="0"/>
+        <w:jc w:val="center"/>
+        <w:tblCellMar>
+          <w:top w:w="141" w:type="dxa"/>
+          <w:left w:w="141" w:type="dxa"/>
+          <w:bottom w:w="141" w:type="dxa"/>
+          <w:right w:w="141" w:type="dxa"/>
+        </w:tblCellMar>
+        <w:tblLook w:firstColumn="1" w:firstRow="1" w:lastColumn="0" w:lastRow="0" w:noHBand="0" w:noVBand="1" w:val="04A0"/>
+      </w:tblPr>
+      <w:tblGrid>
+        <w:gridCol w:w="9972"/>
+      </w:tblGrid>
+      <w:tr>
+        <w:tc>
+          <w:tcPr>
+            <w:tcW w:type="dxa" w:w="9972"/>
+            <w:shd w:val="clear" w:color="auto" w:fill="F3F4F6"/>
+          </w:tcPr>
+          <w:p>
+            <w:pPr>
+              <w:spacing w:after="0" w:line="240" w:lineRule="auto"/>
+            </w:pPr>
+            <w:r>
+              <w:rPr>
+                <w:rFonts w:ascii="Arial" w:hAnsi="Arial"/>
+                <w:b/>
+                <w:color w:val="6B7280"/>
+                <w:sz w:val="16"/>
+              </w:rPr>
+              <w:t>TS</w:t>
+              <w:br/>
+            </w:r>
+            <w:r>
+              <w:rPr>
+                <w:rFonts w:ascii="Courier New" w:hAnsi="Courier New" w:eastAsia="Courier New"/>
+                <w:sz w:val="19"/>
+              </w:rPr>
+              <w:t>type Task = { at: number; run: () =&gt; Promise&lt;void&gt;; everyMs?: number };</w:t>
+              <w:br/>
+            </w:r>
+            <w:r>
+              <w:rPr>
+                <w:rFonts w:ascii="Courier New" w:hAnsi="Courier New" w:eastAsia="Courier New"/>
+                <w:sz w:val="19"/>
+              </w:rPr>
+              <w:t>class Scheduler {</w:t>
+              <w:br/>
+            </w:r>
+            <w:r>
+              <w:rPr>
+                <w:rFonts w:ascii="Courier New" w:hAnsi="Courier New" w:eastAsia="Courier New"/>
+                <w:sz w:val="19"/>
+              </w:rPr>
+              <w:t xml:space="preserve">  private tasks: Task[] = []; private timer?: NodeJS.Timeout;</w:t>
+              <w:br/>
+            </w:r>
+            <w:r>
+              <w:rPr>
+                <w:rFonts w:ascii="Courier New" w:hAnsi="Courier New" w:eastAsia="Courier New"/>
+                <w:sz w:val="19"/>
+              </w:rPr>
+              <w:t xml:space="preserve">  schedule(t: Task) { this.tasks.push(t); this.tasks.sort((a, b) =&gt; a.at - b.at); this.arm(); }</w:t>
+              <w:br/>
+            </w:r>
+            <w:r>
+              <w:rPr>
+                <w:rFonts w:ascii="Courier New" w:hAnsi="Courier New" w:eastAsia="Courier New"/>
+                <w:sz w:val="19"/>
+              </w:rPr>
+              <w:t xml:space="preserve">  private arm() {</w:t>
+              <w:br/>
+            </w:r>
+            <w:r>
+              <w:rPr>
+                <w:rFonts w:ascii="Courier New" w:hAnsi="Courier New" w:eastAsia="Courier New"/>
+                <w:sz w:val="19"/>
+              </w:rPr>
+              <w:t xml:space="preserve">    clearTimeout(this.timer);</w:t>
+              <w:br/>
+            </w:r>
+            <w:r>
+              <w:rPr>
+                <w:rFonts w:ascii="Courier New" w:hAnsi="Courier New" w:eastAsia="Courier New"/>
+                <w:sz w:val="19"/>
+              </w:rPr>
+              <w:t xml:space="preserve">    const next = this.tasks[0]; if (!next) return;</w:t>
+              <w:br/>
+            </w:r>
+            <w:r>
+              <w:rPr>
+                <w:rFonts w:ascii="Courier New" w:hAnsi="Courier New" w:eastAsia="Courier New"/>
+                <w:sz w:val="19"/>
+              </w:rPr>
+              <w:t xml:space="preserve">    this.timer = setTimeout(async () =&gt; {</w:t>
+              <w:br/>
+            </w:r>
+            <w:r>
+              <w:rPr>
+                <w:rFonts w:ascii="Courier New" w:hAnsi="Courier New" w:eastAsia="Courier New"/>
+                <w:sz w:val="19"/>
+              </w:rPr>
+              <w:t xml:space="preserve">      const t = this.tasks.shift()!;</w:t>
+              <w:br/>
+            </w:r>
+            <w:r>
+              <w:rPr>
+                <w:rFonts w:ascii="Courier New" w:hAnsi="Courier New" w:eastAsia="Courier New"/>
+                <w:sz w:val="19"/>
+              </w:rPr>
+              <w:t xml:space="preserve">      try { await t.run(); } catch (e) { logger.error(e); }</w:t>
+              <w:br/>
+            </w:r>
+            <w:r>
+              <w:rPr>
+                <w:rFonts w:ascii="Courier New" w:hAnsi="Courier New" w:eastAsia="Courier New"/>
+                <w:sz w:val="19"/>
+              </w:rPr>
+              <w:t xml:space="preserve">      if (t.everyMs) this.schedule({ ...t, at: Date.now() + t.everyMs }); else this.arm();</w:t>
+              <w:br/>
+            </w:r>
+            <w:r>
+              <w:rPr>
+                <w:rFonts w:ascii="Courier New" w:hAnsi="Courier New" w:eastAsia="Courier New"/>
+                <w:sz w:val="19"/>
+              </w:rPr>
+              <w:t xml:space="preserve">    }, Math.max(0, next.at - Date.now()));</w:t>
+              <w:br/>
+            </w:r>
+            <w:r>
+              <w:rPr>
+                <w:rFonts w:ascii="Courier New" w:hAnsi="Courier New" w:eastAsia="Courier New"/>
+                <w:sz w:val="19"/>
+              </w:rPr>
+              <w:t xml:space="preserve">  }</w:t>
+              <w:br/>
+            </w:r>
+            <w:r>
+              <w:rPr>
+                <w:rFonts w:ascii="Courier New" w:hAnsi="Courier New" w:eastAsia="Courier New"/>
+                <w:sz w:val="19"/>
+              </w:rPr>
+              <w:t>}</w:t>
+            </w:r>
+          </w:p>
+        </w:tc>
+      </w:tr>
+    </w:tbl>
+    <w:p>
+      <w:pPr>
+        <w:spacing w:after="40"/>
+      </w:pPr>
+    </w:p>
+    <w:p>
+      <w:r>
+        <w:rPr/>
+      </w:r>
+      <w:r>
+        <w:rPr>
+          <w:b/>
+        </w:rPr>
+        <w:t>Say it like this:</w:t>
+      </w:r>
+      <w:r>
+        <w:rPr/>
+        <w:t xml:space="preserve"> "Tasks are ordered by due time and one timer always points at the next one. In production I'd swap the array for a heap and persist tasks."</w:t>
+      </w:r>
+    </w:p>
+    <w:p>
+      <w:pPr>
+        <w:pBdr>
+          <w:bottom w:val="single" w:sz="6" w:space="1" w:color="BFC7D5"/>
+        </w:pBdr>
+      </w:pPr>
+    </w:p>
+    <w:p>
+      <w:pPr>
+        <w:pStyle w:val="Heading3"/>
+      </w:pPr>
+      <w:r>
+        <w:rPr/>
+        <w:t>Q16. Paginated export to CSV with streaming</w:t>
+      </w:r>
+    </w:p>
+    <w:p>
+      <w:r>
+        <w:rPr/>
+      </w:r>
+      <w:r>
+        <w:rPr>
+          <w:b/>
+        </w:rPr>
+        <w:t>Short answer:</w:t>
+      </w:r>
+      <w:r>
+        <w:rPr/>
+        <w:t xml:space="preserve"> Stream rows from the database with a cursor, convert to CSV lines with escaping, and pipe to the response with backpressure.</w:t>
+      </w:r>
+    </w:p>
+    <w:p>
+      <w:r>
+        <w:rPr/>
+      </w:r>
+      <w:r>
+        <w:rPr>
+          <w:b/>
+        </w:rPr>
+        <w:t>Explanation:</w:t>
+      </w:r>
+      <w:r>
+        <w:rPr/>
+        <w:t xml:space="preserve"> Memory stays flat regardless of export size.</w:t>
+      </w:r>
+    </w:p>
+    <w:p>
+      <w:r>
+        <w:rPr/>
+      </w:r>
+      <w:r>
+        <w:rPr>
+          <w:b/>
+        </w:rPr>
+        <w:t>Example:</w:t>
+      </w:r>
+      <w:r>
+        <w:rPr/>
+      </w:r>
+    </w:p>
+    <w:tbl>
+      <w:tblPr>
+        <w:tblW w:type="auto" w:w="0"/>
+        <w:jc w:val="center"/>
+        <w:tblCellMar>
+          <w:top w:w="141" w:type="dxa"/>
+          <w:left w:w="141" w:type="dxa"/>
+          <w:bottom w:w="141" w:type="dxa"/>
+          <w:right w:w="141" w:type="dxa"/>
+        </w:tblCellMar>
+        <w:tblLook w:firstColumn="1" w:firstRow="1" w:lastColumn="0" w:lastRow="0" w:noHBand="0" w:noVBand="1" w:val="04A0"/>
+      </w:tblPr>
+      <w:tblGrid>
+        <w:gridCol w:w="9972"/>
+      </w:tblGrid>
+      <w:tr>
+        <w:tc>
+          <w:tcPr>
+            <w:tcW w:type="dxa" w:w="9972"/>
+            <w:shd w:val="clear" w:color="auto" w:fill="F3F4F6"/>
+          </w:tcPr>
+          <w:p>
+            <w:pPr>
+              <w:spacing w:after="0" w:line="240" w:lineRule="auto"/>
+            </w:pPr>
+            <w:r>
+              <w:rPr>
+                <w:rFonts w:ascii="Arial" w:hAnsi="Arial"/>
+                <w:b/>
+                <w:color w:val="6B7280"/>
+                <w:sz w:val="16"/>
+              </w:rPr>
+              <w:t>TS</w:t>
+              <w:br/>
+            </w:r>
+            <w:r>
+              <w:rPr>
+                <w:rFonts w:ascii="Courier New" w:hAnsi="Courier New" w:eastAsia="Courier New"/>
+                <w:sz w:val="19"/>
+              </w:rPr>
+              <w:t>app.get('/exports/calls.csv', async (req, res) =&gt; {</w:t>
+              <w:br/>
+            </w:r>
+            <w:r>
+              <w:rPr>
+                <w:rFonts w:ascii="Courier New" w:hAnsi="Courier New" w:eastAsia="Courier New"/>
+                <w:sz w:val="19"/>
+              </w:rPr>
+              <w:t xml:space="preserve">  res.setHeader('Content-Type', 'text/csv');</w:t>
+              <w:br/>
+            </w:r>
+            <w:r>
+              <w:rPr>
+                <w:rFonts w:ascii="Courier New" w:hAnsi="Courier New" w:eastAsia="Courier New"/>
+                <w:sz w:val="19"/>
+              </w:rPr>
+              <w:t xml:space="preserve">  res.setHeader('Content-Disposition', 'attachment; filename="calls.csv"');</w:t>
+              <w:br/>
+            </w:r>
+            <w:r>
+              <w:rPr>
+                <w:rFonts w:ascii="Courier New" w:hAnsi="Courier New" w:eastAsia="Courier New"/>
+                <w:sz w:val="19"/>
+              </w:rPr>
+              <w:t xml:space="preserve">  const esc = (v: unknown) =&gt; `"${String(v ?? '').replace(/"/g, '""')}"`;</w:t>
+              <w:br/>
+            </w:r>
+            <w:r>
+              <w:rPr>
+                <w:rFonts w:ascii="Courier New" w:hAnsi="Courier New" w:eastAsia="Courier New"/>
+                <w:sz w:val="19"/>
+              </w:rPr>
+              <w:t xml:space="preserve">  const rows = db.stream('SELECT id, started_at, score FROM calls WHERE tenant_id = $1 ORDER BY started_at', [req.user.tenantId]);</w:t>
+              <w:br/>
+            </w:r>
+            <w:r>
+              <w:rPr>
+                <w:rFonts w:ascii="Courier New" w:hAnsi="Courier New" w:eastAsia="Courier New"/>
+                <w:sz w:val="19"/>
+              </w:rPr>
+              <w:t xml:space="preserve">  const toCsv = new Transform({ objectMode: true, transform(r, _e, cb) { cb(null, [r.id, r.started_at.toISOString(), r.score].map(esc).join(',') + '\n'); } });</w:t>
+              <w:br/>
+            </w:r>
+            <w:r>
+              <w:rPr>
+                <w:rFonts w:ascii="Courier New" w:hAnsi="Courier New" w:eastAsia="Courier New"/>
+                <w:sz w:val="19"/>
+              </w:rPr>
+              <w:t xml:space="preserve">  res.write('id,started_at,score\n');</w:t>
+              <w:br/>
+            </w:r>
+            <w:r>
+              <w:rPr>
+                <w:rFonts w:ascii="Courier New" w:hAnsi="Courier New" w:eastAsia="Courier New"/>
+                <w:sz w:val="19"/>
+              </w:rPr>
+              <w:t xml:space="preserve">  await pipeline(rows, toCsv, res);</w:t>
+              <w:br/>
+            </w:r>
+            <w:r>
+              <w:rPr>
+                <w:rFonts w:ascii="Courier New" w:hAnsi="Courier New" w:eastAsia="Courier New"/>
+                <w:sz w:val="19"/>
+              </w:rPr>
+              <w:t>});</w:t>
+            </w:r>
+          </w:p>
+        </w:tc>
+      </w:tr>
+    </w:tbl>
+    <w:p>
+      <w:pPr>
+        <w:spacing w:after="40"/>
+      </w:pPr>
+    </w:p>
+    <w:p>
+      <w:r>
+        <w:rPr/>
+      </w:r>
+      <w:r>
+        <w:rPr>
+          <w:b/>
+        </w:rPr>
+        <w:t>Say it like this:</w:t>
+      </w:r>
+      <w:r>
+        <w:rPr/>
+        <w:t xml:space="preserve"> "Rows stream from the database through a CSV transform to the client, so a million-row export uses the same memory as ten rows."</w:t>
+      </w:r>
+    </w:p>
+    <w:p>
+      <w:pPr>
+        <w:pBdr>
+          <w:bottom w:val="single" w:sz="6" w:space="1" w:color="BFC7D5"/>
+        </w:pBdr>
+      </w:pPr>
+    </w:p>
+    <w:p>
+      <w:pPr>
+        <w:pStyle w:val="Heading3"/>
+      </w:pPr>
+      <w:r>
+        <w:rPr/>
+        <w:t>Q17. Request coalescing (single-flight)</w:t>
+      </w:r>
+    </w:p>
+    <w:p>
+      <w:r>
+        <w:rPr/>
+      </w:r>
+      <w:r>
+        <w:rPr>
+          <w:b/>
+        </w:rPr>
+        <w:t>Short answer:</w:t>
+      </w:r>
+      <w:r>
+        <w:rPr/>
+        <w:t xml:space="preserve"> If a request for the same key is already in flight, return the same promise instead of starting another.</w:t>
+      </w:r>
+    </w:p>
+    <w:p>
+      <w:r>
+        <w:rPr/>
+      </w:r>
+      <w:r>
+        <w:rPr>
+          <w:b/>
+        </w:rPr>
+        <w:t>Explanation:</w:t>
+      </w:r>
+      <w:r>
+        <w:rPr/>
+        <w:t xml:space="preserve"> Prevents cache stampedes and duplicate downstream calls.</w:t>
+      </w:r>
+    </w:p>
+    <w:p>
+      <w:r>
+        <w:rPr/>
+      </w:r>
+      <w:r>
+        <w:rPr>
+          <w:b/>
+        </w:rPr>
+        <w:t>Example:</w:t>
+      </w:r>
+      <w:r>
+        <w:rPr/>
+      </w:r>
+    </w:p>
+    <w:tbl>
+      <w:tblPr>
+        <w:tblW w:type="auto" w:w="0"/>
+        <w:jc w:val="center"/>
+        <w:tblCellMar>
+          <w:top w:w="141" w:type="dxa"/>
+          <w:left w:w="141" w:type="dxa"/>
+          <w:bottom w:w="141" w:type="dxa"/>
+          <w:right w:w="141" w:type="dxa"/>
+        </w:tblCellMar>
+        <w:tblLook w:firstColumn="1" w:firstRow="1" w:lastColumn="0" w:lastRow="0" w:noHBand="0" w:noVBand="1" w:val="04A0"/>
+      </w:tblPr>
+      <w:tblGrid>
+        <w:gridCol w:w="9972"/>
+      </w:tblGrid>
+      <w:tr>
+        <w:tc>
+          <w:tcPr>
+            <w:tcW w:type="dxa" w:w="9972"/>
+            <w:shd w:val="clear" w:color="auto" w:fill="F3F4F6"/>
+          </w:tcPr>
+          <w:p>
+            <w:pPr>
+              <w:spacing w:after="0" w:line="240" w:lineRule="auto"/>
+            </w:pPr>
+            <w:r>
+              <w:rPr>
+                <w:rFonts w:ascii="Arial" w:hAnsi="Arial"/>
+                <w:b/>
+                <w:color w:val="6B7280"/>
+                <w:sz w:val="16"/>
+              </w:rPr>
+              <w:t>TS</w:t>
+              <w:br/>
+            </w:r>
+            <w:r>
+              <w:rPr>
+                <w:rFonts w:ascii="Courier New" w:hAnsi="Courier New" w:eastAsia="Courier New"/>
+                <w:sz w:val="19"/>
+              </w:rPr>
+              <w:t>const inflight = new Map&lt;string, Promise&lt;unknown&gt;&gt;();</w:t>
+              <w:br/>
+            </w:r>
+            <w:r>
+              <w:rPr>
+                <w:rFonts w:ascii="Courier New" w:hAnsi="Courier New" w:eastAsia="Courier New"/>
+                <w:sz w:val="19"/>
+              </w:rPr>
+              <w:t>function singleFlight&lt;T&gt;(key: string, fn: () =&gt; Promise&lt;T&gt;): Promise&lt;T&gt; {</w:t>
+              <w:br/>
+            </w:r>
+            <w:r>
+              <w:rPr>
+                <w:rFonts w:ascii="Courier New" w:hAnsi="Courier New" w:eastAsia="Courier New"/>
+                <w:sz w:val="19"/>
+              </w:rPr>
+              <w:t xml:space="preserve">  if (inflight.has(key)) return inflight.get(key) as Promise&lt;T&gt;;</w:t>
+              <w:br/>
+            </w:r>
+            <w:r>
+              <w:rPr>
+                <w:rFonts w:ascii="Courier New" w:hAnsi="Courier New" w:eastAsia="Courier New"/>
+                <w:sz w:val="19"/>
+              </w:rPr>
+              <w:t xml:space="preserve">  const p = fn().finally(() =&gt; inflight.delete(key));</w:t>
+              <w:br/>
+            </w:r>
+            <w:r>
+              <w:rPr>
+                <w:rFonts w:ascii="Courier New" w:hAnsi="Courier New" w:eastAsia="Courier New"/>
+                <w:sz w:val="19"/>
+              </w:rPr>
+              <w:t xml:space="preserve">  inflight.set(key, p);</w:t>
+              <w:br/>
+            </w:r>
+            <w:r>
+              <w:rPr>
+                <w:rFonts w:ascii="Courier New" w:hAnsi="Courier New" w:eastAsia="Courier New"/>
+                <w:sz w:val="19"/>
+              </w:rPr>
+              <w:t xml:space="preserve">  return p;</w:t>
+              <w:br/>
+            </w:r>
+            <w:r>
+              <w:rPr>
+                <w:rFonts w:ascii="Courier New" w:hAnsi="Courier New" w:eastAsia="Courier New"/>
+                <w:sz w:val="19"/>
+              </w:rPr>
+              <w:t>}</w:t>
+            </w:r>
+          </w:p>
+        </w:tc>
+      </w:tr>
+    </w:tbl>
+    <w:p>
+      <w:pPr>
+        <w:spacing w:after="40"/>
+      </w:pPr>
+    </w:p>
+    <w:p>
+      <w:r>
+        <w:rPr/>
+      </w:r>
+      <w:r>
+        <w:rPr>
+          <w:b/>
+        </w:rPr>
+        <w:t>Say it like this:</w:t>
+      </w:r>
+      <w:r>
+        <w:rPr/>
+        <w:t xml:space="preserve"> "Concurrent requests for the same thing share one call, which stops stampedes when a hot cache key expires."</w:t>
+      </w:r>
+    </w:p>
+    <w:p>
+      <w:pPr>
+        <w:pBdr>
+          <w:bottom w:val="single" w:sz="6" w:space="1" w:color="BFC7D5"/>
+        </w:pBdr>
+      </w:pPr>
+    </w:p>
+    <w:p>
+      <w:pPr>
+        <w:pStyle w:val="Heading3"/>
+      </w:pPr>
+      <w:r>
+        <w:rPr/>
+        <w:t>Q18. Simple permission checker (RBAC with ownership)</w:t>
+      </w:r>
+    </w:p>
+    <w:p>
+      <w:r>
+        <w:rPr/>
+      </w:r>
+      <w:r>
+        <w:rPr>
+          <w:b/>
+        </w:rPr>
+        <w:t>Short answer:</w:t>
+      </w:r>
+      <w:r>
+        <w:rPr/>
+        <w:t xml:space="preserve"> A permission map per role plus ownership rules evaluated in one </w:t>
+      </w:r>
+      <w:r>
+        <w:rPr>
+          <w:rFonts w:ascii="Courier New" w:hAnsi="Courier New"/>
+          <w:color w:val="B42318"/>
+          <w:sz w:val="20"/>
+        </w:rPr>
+        <w:t>can(user, action, resource)</w:t>
+      </w:r>
+      <w:r>
+        <w:rPr/>
+        <w:t xml:space="preserve"> function, used by every endpoint.</w:t>
+      </w:r>
+    </w:p>
+    <w:p>
+      <w:r>
+        <w:rPr/>
+      </w:r>
+      <w:r>
+        <w:rPr>
+          <w:b/>
+        </w:rPr>
+        <w:t>Explanation:</w:t>
+      </w:r>
+      <w:r>
+        <w:rPr/>
+        <w:t xml:space="preserve"> Centralising rules makes them testable as a matrix.</w:t>
+      </w:r>
+    </w:p>
+    <w:p>
+      <w:r>
+        <w:rPr/>
+      </w:r>
+      <w:r>
+        <w:rPr>
+          <w:b/>
+        </w:rPr>
+        <w:t>Example:</w:t>
+      </w:r>
+      <w:r>
+        <w:rPr/>
+      </w:r>
+    </w:p>
+    <w:tbl>
+      <w:tblPr>
+        <w:tblW w:type="auto" w:w="0"/>
+        <w:jc w:val="center"/>
+        <w:tblCellMar>
+          <w:top w:w="141" w:type="dxa"/>
+          <w:left w:w="141" w:type="dxa"/>
+          <w:bottom w:w="141" w:type="dxa"/>
+          <w:right w:w="141" w:type="dxa"/>
+        </w:tblCellMar>
+        <w:tblLook w:firstColumn="1" w:firstRow="1" w:lastColumn="0" w:lastRow="0" w:noHBand="0" w:noVBand="1" w:val="04A0"/>
+      </w:tblPr>
+      <w:tblGrid>
+        <w:gridCol w:w="9972"/>
+      </w:tblGrid>
+      <w:tr>
+        <w:tc>
+          <w:tcPr>
+            <w:tcW w:type="dxa" w:w="9972"/>
+            <w:shd w:val="clear" w:color="auto" w:fill="F3F4F6"/>
+          </w:tcPr>
+          <w:p>
+            <w:pPr>
+              <w:spacing w:after="0" w:line="240" w:lineRule="auto"/>
+            </w:pPr>
+            <w:r>
+              <w:rPr>
+                <w:rFonts w:ascii="Arial" w:hAnsi="Arial"/>
+                <w:b/>
+                <w:color w:val="6B7280"/>
+                <w:sz w:val="16"/>
+              </w:rPr>
+              <w:t>TS</w:t>
+              <w:br/>
+            </w:r>
+            <w:r>
+              <w:rPr>
+                <w:rFonts w:ascii="Courier New" w:hAnsi="Courier New" w:eastAsia="Courier New"/>
+                <w:sz w:val="19"/>
+              </w:rPr>
+              <w:t>const ROLE_PERMS: Record&lt;Role, string[]&gt; = {</w:t>
+              <w:br/>
+            </w:r>
+            <w:r>
+              <w:rPr>
+                <w:rFonts w:ascii="Courier New" w:hAnsi="Courier New" w:eastAsia="Courier New"/>
+                <w:sz w:val="19"/>
+              </w:rPr>
+              <w:t xml:space="preserve">  admin: ['*'], qa: ['calls:read', 'scorecards:write'], agent: ['calls:read:own'],</w:t>
+              <w:br/>
+            </w:r>
+            <w:r>
+              <w:rPr>
+                <w:rFonts w:ascii="Courier New" w:hAnsi="Courier New" w:eastAsia="Courier New"/>
+                <w:sz w:val="19"/>
+              </w:rPr>
+              <w:t>};</w:t>
+              <w:br/>
+            </w:r>
+            <w:r>
+              <w:rPr>
+                <w:rFonts w:ascii="Courier New" w:hAnsi="Courier New" w:eastAsia="Courier New"/>
+                <w:sz w:val="19"/>
+              </w:rPr>
+              <w:t>function can(user: User, action: string, resource?: { tenantId: string; agentId?: string }) {</w:t>
+              <w:br/>
+            </w:r>
+            <w:r>
+              <w:rPr>
+                <w:rFonts w:ascii="Courier New" w:hAnsi="Courier New" w:eastAsia="Courier New"/>
+                <w:sz w:val="19"/>
+              </w:rPr>
+              <w:t xml:space="preserve">  if (resource &amp;&amp; resource.tenantId !== user.tenantId) return false;</w:t>
+              <w:br/>
+            </w:r>
+            <w:r>
+              <w:rPr>
+                <w:rFonts w:ascii="Courier New" w:hAnsi="Courier New" w:eastAsia="Courier New"/>
+                <w:sz w:val="19"/>
+              </w:rPr>
+              <w:t xml:space="preserve">  const perms = ROLE_PERMS[user.role];</w:t>
+              <w:br/>
+            </w:r>
+            <w:r>
+              <w:rPr>
+                <w:rFonts w:ascii="Courier New" w:hAnsi="Courier New" w:eastAsia="Courier New"/>
+                <w:sz w:val="19"/>
+              </w:rPr>
+              <w:t xml:space="preserve">  if (perms.includes('*') || perms.includes(action)) return true;</w:t>
+              <w:br/>
+            </w:r>
+            <w:r>
+              <w:rPr>
+                <w:rFonts w:ascii="Courier New" w:hAnsi="Courier New" w:eastAsia="Courier New"/>
+                <w:sz w:val="19"/>
+              </w:rPr>
+              <w:t xml:space="preserve">  return perms.includes(`${action}:own`) &amp;&amp; resource?.agentId === user.id;</w:t>
+              <w:br/>
+            </w:r>
+            <w:r>
+              <w:rPr>
+                <w:rFonts w:ascii="Courier New" w:hAnsi="Courier New" w:eastAsia="Courier New"/>
+                <w:sz w:val="19"/>
+              </w:rPr>
+              <w:t>}</w:t>
+            </w:r>
+          </w:p>
+        </w:tc>
+      </w:tr>
+    </w:tbl>
+    <w:p>
+      <w:pPr>
+        <w:spacing w:after="40"/>
+      </w:pPr>
+    </w:p>
+    <w:p>
+      <w:r>
+        <w:rPr/>
+      </w:r>
+      <w:r>
+        <w:rPr>
+          <w:b/>
+        </w:rPr>
+        <w:t>Say it like this:</w:t>
+      </w:r>
+      <w:r>
+        <w:rPr/>
+        <w:t xml:space="preserve"> "One function answers every permission question: tenant first, then role, then ownership, and it's tested as a full matrix."</w:t>
       </w:r>
     </w:p>
     <w:p>
